--- a/example_articles/countries/Austria/3.countries_Austria_New_York_Times.docx
+++ b/example_articles/countries/Austria/3.countries_Austria_New_York_Times.docx
@@ -27,17 +27,17 @@
     </w:p>
     <w:p>
       <w:r>
-        <w:t>Source File: NYT/22.DOCX</w:t>
+        <w:t>Source file: NYT/22.DOCX</w:t>
       </w:r>
     </w:p>
     <w:p>
       <w:r>
-        <w:t>Raw locations result: ['Austria']</w:t>
+        <w:t>Raw locations result, 'locations': ['Austria']</w:t>
       </w:r>
     </w:p>
     <w:p>
       <w:r>
-        <w:t>countries_stand_flat (Standardized): Austria</w:t>
+        <w:t>Standardized locations result, 'countries_stand_flat': Austria</w:t>
       </w:r>
     </w:p>
     <w:p>

--- a/example_articles/countries/Austria/3.countries_Austria_New_York_Times.docx
+++ b/example_articles/countries/Austria/3.countries_Austria_New_York_Times.docx
@@ -7,7 +7,7 @@
         <w:pStyle w:val="Heading1"/>
       </w:pPr>
       <w:r>
-        <w:t>Traveling 48 States, by Orchestra - Correction Appended</w:t>
+        <w:t>A Legal Fight Over an Icon Of the Skyline</w:t>
       </w:r>
     </w:p>
     <w:p>
@@ -17,17 +17,17 @@
     </w:p>
     <w:p>
       <w:r>
-        <w:t>Date: 2013-04-21</w:t>
+        <w:t>Date: 2024-10-15</w:t>
       </w:r>
     </w:p>
     <w:p>
       <w:r>
-        <w:t>Section: Section AR; Column 0; Arts and Leisure Desk; Pg. 12</w:t>
+        <w:t>Section: Section B; Column 0; Business/Financial Desk; Pg. 1</w:t>
       </w:r>
     </w:p>
     <w:p>
       <w:r>
-        <w:t>Source file: NYT/22.DOCX</w:t>
+        <w:t>Source file: NYT/2.DOCX</w:t>
       </w:r>
     </w:p>
     <w:p>
@@ -49,64 +49,78 @@
     </w:p>
     <w:p>
       <w:r>
-        <w:t>If there had been room in his camper, John Steinbeck once wrote, he would have packed all 48 volumes of the American Guide series. Compiled in the 1930s by the Federal Writers' Project, part of the artistic wing of the Works Progress Administration, the guides provided state-by-state accounts of local history geared toward tourists in cars. In the middle of the Depression, the Writers' Project retained more than 6,600 unemployed workers, ranging from up-and-coming luminaries like Saul Bellow and Richard Wright to schoolteachers and ditch diggers, who gathered information about their hometowns and spun it into legend.</w:t>
+        <w:t>Legal maneuvers and an empire in tatters leave the ownership of the once grand Manhattan skyscraper up in the air.</w:t>
         <w:br/>
-        <w:t>''If W.P.A. workers leaned on their shovels, the writers leaned on their pens,'' Steinbeck wrote.</w:t>
+        <w:t xml:space="preserve">The owners of the Chrysler Building in Manhattan are at risk of eviction after the real estate empire of one of its owners imploded amid allegations of financial impropriety. </w:t>
         <w:br/>
-        <w:t>The Brooklyn-based composer and singer Gabriel Kahane has assembled an impressive collection of original American Guides -- his current tally is 25 -- and his library helped him shape ''Gabriel's Guide to the 48 States,'' a work that will have its New York City premiere with the Orpheus Chamber Orchestra at Carnegie Hall next Saturday. (It had its world premiere at Dartmouth College in Hanover, N.H., on April 19.) Commissioned by Orpheus to write a piece on a W.P.A. theme for the orchestra's 40th-anniversary season, the 31-year-old Mr. Kahane discovered the Massachusetts and Connecticut guides at a used bookstore and embarked on trying to gather a full set.</w:t>
+        <w:t xml:space="preserve">  Signa Holding -- led by René Benko, an Austrian investor whose company assembled a worldwide portfolio worth more than $20 billion before it fell apart late last year -- teamed up with RFR Holding, a New York company led by Aby Rosen and Michael Fuchs to buy the Chrysler in 2019 for $151 million. The partners promised to return the aging dowager of the New York skyline to its glory days.</w:t>
         <w:br/>
-        <w:t>''I was immediately spellbound by the aesthetic values of those books and by their craftsmanship,'' he said in a recent phone interview.</w:t>
+        <w:t xml:space="preserve">  But the partners didn't acquire the land below the building. Rather, they entered into a ground lease, which gave them control over the skyscraper itself for decades but required them to pay rent to the owners of the land beneath it. This arrangement, while not unusual in New York City real estate, can make for a complicated relationship between landlord and tenant.</w:t>
         <w:br/>
-        <w:t>As a liberal dramatizing the New Deal, part of the lore of the American left, Mr. Kahane worried about creating music that was too preachy, but the guides offered a path beyond propaganda.</w:t>
+        <w:t xml:space="preserve">  The landowner, the Cooper Union for the Advancement of Science and Art, a private college which uses the rent from the building to subsidize student tuition, recently announced it was terminating the ground lease and taking control of the building, claiming the partners were months in arrears, according to documents reviewed by The New York Times.</w:t>
         <w:br/>
-        <w:t>''You can't escape ideology when you create your own historiography,'' he added. ''I thought that to let the era speak for itself through these texts would of course -- through their curation -- be political, but less explicitly so.''</w:t>
+        <w:t xml:space="preserve">  ''You have a contractual obligation to pay your rent,'' wrote Steven Klein, a lawyer representing Cooper Union wrote to the owners in a letter dated Sept. 27 and obtained by The Times.</w:t>
         <w:br/>
-        <w:t>For Mr. Kahane, allowing the 1930s to speak for itself involved reading the guides and transcribing intriguing passages into a massive document, which he condensed and edited into a libretto. ''Gabriel's Guide'' journeys from California to New York, describing along the way the working class in San Francisco; the slave trade in Washington, D.C.; and the beauty of Oregon. While Orpheus plays his score, Mr. Kahane will sing and recite excerpts from the guides, accompanying himself on banjo and electric guitar. The piece is a travelogue geographically and historically, moving fluidly from the early explorers to the striking farm workers of the Depression, tieing mythic past to political reality in the same manner as the original American Guides.</w:t>
+        <w:t xml:space="preserve">  The owners filed suit in New York State Court to try to halt the eviction by Cooper Union. Signa referred all questions to RFR, which declined to comment.</w:t>
         <w:br/>
-        <w:t>The Writers' Project was part of a four-pronged plan known as Federal One, which encompassed initiatives aimed toward employing visual artists, writers, actors and musicians. Harry Hopkins, Roosevelt's closest confidant, had started the W.P.A. in 1935, putting millions of Americans to work building bridges, hospitals and roads. Soon after, he introduced Federal One -- ''Hell, artists got to eat, just like other people,'' he said -- with support from Eleanor Roosevelt.</w:t>
+        <w:t xml:space="preserve">  Legal disputes and ruthless maneuvers are commonplace in the cutthroat world of commercial real estate in New York, particularly when the market is struggling, as it has been since the pandemic when many workers still have not fully returned to the office. But the fate of the once-grand Chrysler, in particular, has grown murkier in light of Mr. Benko's troubles.</w:t>
         <w:br/>
-        <w:t>Mr. Kahane weaves Hopkins's voice into the ''Guide,'' at one point reading part of his defense of W.P.A spending to a background of hushed strings. (The piece's long subtitle mentions ''The one and only Harry Hopkins, intrepid New Deal figurehead and hero, who really there ought to be a monument of somewhere, but there isn't.'')</w:t>
+        <w:t xml:space="preserve">  In late November, Mr. Benko's empire crumbled under the weight of over $20 billion in debts owed to a consortium of global investors, including the royal families of Qatar and Abu Dhabi. Public prosecutors from Austria and Liechtenstein are investigating the former billionaire. The downfall of Signa, which used to be one of Europe's largest real estate players, left creditors scrambling to recoup their investments.</w:t>
         <w:br/>
-        <w:t>The Writers' Project might seem an odd choice for Mr. Kahane, given that his musical sensibility -- equally at home in the worlds of pop, musical theater and classical composition -- lends itself to the aesthetic of another Federal One division. The Federal Theater Project sponsored companies around the country to perform new shows for a broad, working-class audience in unconventional venues. Employing the likes of Orson Welles and Kurt Weill, the theater project addressed topical issues like the striking of steelworkers and the Agricultural Adjustment Act, often in the form of ''Living Newspapers'' taken from headlines. Productions tilted toward agitprop, which doomed it in 1938 when the House Un-American Activities Committee declared it New Deal propaganda.</w:t>
+        <w:t xml:space="preserve">  Mr. Benko's defense lawyer, Norbert Wess, rejected claims of financial impropriety, saying the accusations were unfounded.</w:t>
         <w:br/>
-        <w:t>Theater Project musicals included ''The Cradle Will Rock,'' by Marc Blizstein, which balanced the composer's avant-garde training with a blue-collar sensibility, portraying the struggles of the unions against capital in Steeltown, USA. It was locked out of its Broadway theater on the day of its premiere over either issues of financing or political censorship, depending on who told the story. A 22-year-old Orson Welles, presiding over the affair, marched the actors uptown to perform in an otherwise empty theater offered at the last minute.</w:t>
+        <w:t xml:space="preserve">  ''Mr. Benko is working with his lawyers to assist the prosecuting authorities and is presenting his position and point of view to them,'' Mr. Wess said. ''We are confident that this will dispel all accusations against our client.''</w:t>
         <w:br/>
-        <w:t>Just as prevalent as classics like ''Cradle'' were less artful political allegories -- like ''Revolt of the Beavers,'' a play for children -- as well as opportunities for émigrés to bring Weimar Republic-era commentary to the United States. The project championed Weill's ''Johnny Johnson,'' an antiwar musical that adapted the biting satire of his Berlin collaborations with Bertolt Brecht to the Americana of the 1930s (it includes a singing Statue of Liberty and a cowboy song).</w:t>
+        <w:t xml:space="preserve">  Mr. Benko, 46, was raised in Innsbruck, Austria. His mother was a kindergarten teacher; his father, a civil servant. At 17, Mr. Benko dropped out of high school and began converting attics of working-class houses into expensive lofts. After receiving an initial investment from the heir to a gas station fortune, Mr. Benko was able to quickly expand his business throughout the 2000s.</w:t>
         <w:br/>
-        <w:t>Though Weill's Theater Project work did not directly inspire ''Gabriel's Guide,'' Mr. Kahane's musical idiom is indebted to Weill's style, combining witty populism with a modernist edge. The American Weill has biographical resonance for Mr. Kahane as well. At 13, he traveled to Germany to perform in Weill's ''Street Scene,'' accompanied by his grandmother, who was returning to there for the first time since fleeing in 1939.</w:t>
+        <w:t xml:space="preserve">  Mr. Benko faced legal trouble in 2012. Prosecutors in Austria said he paid a former Croatian prime minister to push Italian officials to help contest a tax bill on Signa-owned properties in Italy. Mr. Benko was sentenced to a year in prison but ended up serving the equivalent of probation. Despite this hiccup, Mr. Benko continued to receive investments from wealthy European investors, including Robert Peugeot, the heir of the French car dynasty.</w:t>
         <w:br/>
-        <w:t>The Theater Project loomed in Mr. Kahane's imagination, but he was more intrigued by the problems afforded by the political reality of the Writers' Project.</w:t>
+        <w:t xml:space="preserve">  In 2019, Signa and RFR purchased the Chrysler Building, at what looked to be a bargain. The $151 million purchase price was a pittance compared to the $800 million paid by its former owner, Abu Dhabi Investment, in 2008 for a 90 percent stake.</w:t>
         <w:br/>
-        <w:t>''One of the things that's really interesting to me about Federal One over all is how much they struggled to figure out what to do with writers,'' he said. ''It was pretty clear what to do with makers of theater and with musicians and so on and so forth. There was an obvious public desire for those services.'' But, he added, ''there was no way that the government was going to convince people on the right to employ novelists writing novels and to get a federal paycheck.''</w:t>
+        <w:t xml:space="preserve">  The building has long symbolized New York's romance with sleek design and height. The Art Deco skyscraper, located at the intersection of 42nd Street and Lexington Avenue, was the world's tallest skyscraper when it was finished in 1930, until it was surpassed soon after by the Empire State Building.</w:t>
         <w:br/>
-        <w:t>Though they mostly eschewed overt politics in favor of tales of local color, the guides still dealt with deep-seated issues of prejudice, which Mr. Kahane has also adapted into his work. In including the stories of minority groups and the working class, the guides embraced a pluralism that countered racism at home and fascism abroad. In ''Gabriel's Guide,'' Mr. Kahane incorporates the text of ''The Negro in Washington,'' an essay describing the horrors of the slave trade in that city, written for the Writers' Project by Sterling A. Brown. ''You can't really talk about America without talking about race and class,'' Mr. Kahane said.</w:t>
+        <w:t xml:space="preserve">  Despite its noble past, the Chrysler is facing a dim future. The building's fortunes have been buffeted by neglected repairs, a lack of modern amenities and vacancies after numerous tenants decamped during the Covid-19 pandemic.</w:t>
         <w:br/>
-        <w:t>Contemporary conflicts often cropped up in the reception of the guides, as when the compilers of the 1937 Massachusetts guide mentioned the anarchists Sacco and Vanzetti, hanged a decade earlier. Supporters of the pair saw the reference as an acknowledgment of the government's mistake, but its inclusion galvanized the right against a perceived leftist infiltration of the Writers' Project. A year later, editors quietly excised the passages.</w:t>
+        <w:t xml:space="preserve">  A recent survey by Trepp, a commercial real-estate analytics firm, found that commercial properties built before the 1950s experience an average valuation loss per year of about 11 percent, Thomas Taylor, the senior manager for research at the firm, told the Times.</w:t>
         <w:br/>
-        <w:t>While drawing upon the activism of the 1930s, Mr. Kahane does not wish to recapitulate its controversies. Liberals invoke the New Deal today as a model for the future while conservatives view it as a harbinger of the welfare state, and federal financing of the arts has always been mired in contention.</w:t>
+        <w:t xml:space="preserve">  Still, the low price paid by Signa and RFR surprised many who work in real estate. The owners were pleased with the terms, however, according to someone involved with the negotiations who asked for anonymity because he was not authorized to speak publicly.</w:t>
         <w:br/>
-        <w:t>''If there's anything explicit in the relation of this piece to the current political climate, it's to basically say: Here are all these beautiful texts that were created when the government was imaginative enough to revive its economy to a certain extent through putting its artists to work,'' Mr. Kahane noted. ''There's something to me about proposing a clean slate for the future by looking at this slate from the past, which I realize is quixotic and foolhardy -- nevertheless, that's why we're here to make art, to propose an alternative path.''</w:t>
+        <w:t xml:space="preserve">  One reason: The rents demanded by Cooper Union made it nearly impossible for the Chrysler Building to be profitable, the person involved said. Tishman Speyer, the development company which owned 10 percent of the building, thought Cooper Union would never cut a deal on the land lease.</w:t>
         <w:br/>
-        <w:t>Mr. Kahane's score reflects that attitude, shifting neatly from the sound-worlds of the vernacular to the avant-garde. Punchy ''Motor Tours'' transition between sections and recall the bustling postminimalism of John Adams. Mr. Kahane labels interludes ''Knee Plays,'' after Philip Glass and Robert Wilson's ''Einstein on the Beach.''</w:t>
+        <w:t xml:space="preserve">  Cooper Union's land ownership, which it holds through the year 2147, immediately became a problem for Signa and RFR. The annual ground lease payments soared from $7.75 million in 2018, just before the partners took over, to $32.5 million, a cost expected to rise to $41 million by 2028, The Times reported in July.</w:t>
         <w:br/>
-        <w:t>In recapitulating the spirit of the 1930s, ''Gabriel's Guide'' opens dialogues with folk music, both past and present. When the piece navigates through Alabama, the Orpheus players stand and belt a hymn from ''The Sacred Harp,'' the 19th-century Southern book of shape-note tunes. For the Chicago section, Mr. Kahane sneaks in a melody by Sufjan Stevens, a fellow singer-songwriter whom he sees as part of today's folk tradition. The specter of Charles Ives, the grandfather of American modernist eclecticism, hovers over the proceedings.</w:t>
+        <w:t xml:space="preserve">  A confidential letter from Cooper Union's lawyers to RFR management, obtained by The Times, shows that the college was willing to negotiate a restructuring of the lease, though it did not spell out the details. Twice, in 2021 and in 2023, Cooper Union and the building owners agreed on terms only to have them fall apart, according to a person involved in the discussions who was not authorized to speak publicly.</w:t>
         <w:br/>
-        <w:t>This Pan-American historicism resonates with Mr. Kahane's recent large-scale works: the musical ''February House,'' which recreated the Brooklyn brownstone that housed artists from Benjamin Britten to Carson McCullers during World War II; his orchestral song cycle ''Orinoco Sketches,'' which drew on his grandmother's diaries; and ''Crane Palimpsest,'' which combined Kahane's own poetry with that of Hart Crane. The New York of the past is a recurring leitmotif. ''Gabriel's Guide'' ends in Manhattan, with a gleaming setting of a passage from the New York guide describing the joyous multitude of the city (written, no less, by an anonymous, fresh-faced John Cheever).</w:t>
+        <w:t xml:space="preserve">  In its recent lawsuit, Signa and RFR said the terms of the restructuring were unnecessarily onerous. They also found the building in a greater state of disrepair than they were led to believe before their purchase of it, the lawsuit said.</w:t>
         <w:br/>
-        <w:t>''One of the things that is so moving to me about these books -- about the American Guide series -- is finding in them this shared sense, from state to state, of a kind of awe and wonderment at the assignment and opportunity to self-mythologize,'' Mr. Kahane said. ''You have this young country taking stock of itself for the first time.''</w:t>
+        <w:t xml:space="preserve">  The wheeling and dealing took a toll on the Chrysler Building. RFR and Signa had planned only minor renovations until the land lease issue with Cooper Union was settled. After that, they had hoped to revamp the building and fill it with tenants, such as law firms, until new buyers were found, a person involved in those plans told The Times.</w:t>
         <w:br/>
-        <w:t>Decades later, Mr. Kahane has accepted a similar assignment. In taking stock of that historical moment, he reimagines a pluralist America, coast to coast, united in guiding its travelers to a brighter future.</w:t>
+        <w:t xml:space="preserve">  None of it materialized.</w:t>
+        <w:br/>
+        <w:t xml:space="preserve">  By last November, far bigger problems were emerging for Mr. Benko.</w:t>
+        <w:br/>
+        <w:t xml:space="preserve">  Despite repeated requests from shareholders, Signa delayed audited financial statements, and the European Central Bank warned commercial lenders of the elevated risks of dealing with Signa. Mr. Benko was frantically seeking fresh capital to keep his company afloat.</w:t>
+        <w:br/>
+        <w:t xml:space="preserve">  In the midst of this financial turbulence, RFR Holding offered to buy out its partner's 50 percent stake for $1, plus the assumption of the building's debt and a possible small share in future profits, according to a person involved in the negotiations who was not authorized to speak publicly.</w:t>
+        <w:br/>
+        <w:t xml:space="preserve">  Before that offer could be addressed, the partner, Signa Holding, filed for insolvency in Austrian court. That ended the partnership between RFR and Signa. Signa Holding's share of the Chrysler Building is now up for sale, as part of the liquidation process of the company's assets.</w:t>
+        <w:br/>
+        <w:t xml:space="preserve">  Shareholders and lenders are determined to better understand Mr. Benko's transactions, including whether any of their funds were used in the Chrysler Building purchase.</w:t>
+        <w:br/>
+        <w:t xml:space="preserve">  At the forefront of this pursuit is the Al Nahyan family of Abu Dhabi, which controls Mubadala Investment Company, one of the world's largest sovereign wealth funds. The Al Nahyans claim, in lawsuits filed in France, that Mr. Benko defrauded them of at least $834 million in today's exchange rate.</w:t>
+        <w:br/>
+        <w:t xml:space="preserve">  Another of Mr. Benko's lawyers, Till Dunckel, denied Mubadala was defrauded. The wealth fund invested only $650 million while receiving interest payments over the years, he said.</w:t>
+        <w:br/>
+        <w:t xml:space="preserve">  Cooper Union, in its letter, accused Signa and RFR of misrepresenting their financial position during their lease negotiations. Over the past few months, the letter said, the partners failed to pay the rent, claiming the college is owed $21 million since May.</w:t>
+        <w:br/>
+        <w:t xml:space="preserve">  On Sept. 27, Cooper Union, in its termination letter, said it was assuming control of the building and engaging the real estate firm Cushman &amp; Wakefield to manage it.</w:t>
+        <w:br/>
+        <w:t xml:space="preserve">  RFR had filed its lawsuit against Cooper Union the day before.</w:t>
+        <w:br/>
+        <w:t xml:space="preserve">  ''Cooper Union's misguided decision to share its inaccurate and self-serving letter with the media is a transparent and desperate attempt to deflect attention from, and create a false narrative around RFR's commencement of a lawsuit against it mere hours earlier,'' RFR's lawyers, Terrence Oved and Darren Oved, said in a statement to The Times.</w:t>
         <w:br/>
         <w:br/>
-        <w:t>http://www.nytimes.com/2013/04/21/arts/music/orpheus-to-play-kahanes-gabriels-guide-to-48-states.html</w:t>
-        <w:br/>
-        <w:t>Correction</w:t>
-        <w:br/>
-        <w:br/>
-        <w:br/>
-        <w:t>An article and an accompanying picture caption last Sunday about the composer and singer Gabriel Kahane referred imprecisely to the debut of his ''Gabriel's Guide to the 48 States.'' The performance at Carnegie Hall on Saturday was to be its New York debut, not its world premiere. (Its debut was at Dartmouth College in Hanover, N.H., on April 19.) The article also quoted incorrectly from comments by Mr. Kahane about the purpose of art. He said we make art ''to propose an alternative path,'' not ''an alternative past.''</w:t>
-        <w:br/>
-        <w:t xml:space="preserve">Correction-Date: April 28, 2013 </w:t>
+        <w:t>https://www.nytimes.com/2024/10/11/us/chrysler-building-owners.html</w:t>
         <w:br/>
         <w:br/>
         <w:t>Graphic</w:t>
@@ -114,7 +128,9 @@
         <w:br/>
         <w:t xml:space="preserve"> </w:t>
         <w:br/>
-        <w:t>PHOTOS: Gabriel Kahane was commissioned  by the Orpheus  Chamber Orchestra  to compose a work related  to the Depressionera  Works Progress Administration.  He set passages  from the American  Guide series to music for  a piece that will debut on  Saturday at Carnegie  Hall. At left, Mr. Kahane  with violinist Laura  Frautschi during a rehearsal. (PHOTOGRAPHS BY KARSTEN MORAN FOR THE NEW YORK TIMES)</w:t>
+        <w:t>PHOTOS: The fate of the once-grand Chrysler Building, the world's tallest skyscraper when it was finished in 1930, has grown murky. Signa Holding -- led by René Benko, left -- and RFR Holding promised to return the aging icon to its glory days, but they've run into difficulty. (PHOTOGRAPHS BY GEORGE ETHEREDGE FOR THE NEW YORK TIMES</w:t>
+        <w:br/>
+        <w:t xml:space="preserve"> JOHANN GRODER/AGENCE FRANCE-PRESSE, VIA APA/EXPA/AFP VIA GETTY IMAGES) (B4) This article appeared in print on page B1, B4.</w:t>
       </w:r>
     </w:p>
     <w:sectPr>

--- a/example_articles/countries/Austria/3.countries_Austria_New_York_Times.docx
+++ b/example_articles/countries/Austria/3.countries_Austria_New_York_Times.docx
@@ -7,7 +7,9 @@
         <w:pStyle w:val="Heading1"/>
       </w:pPr>
       <w:r>
-        <w:t>A Legal Fight Over an Icon Of the Skyline</w:t>
+        <w:t>WORLD WAR II FATE OF JEWS STILL SHAMES FRANCE;</w:t>
+        <w:br/>
+        <w:t>Anne Frank's Words</w:t>
       </w:r>
     </w:p>
     <w:p>
@@ -17,17 +19,17 @@
     </w:p>
     <w:p>
       <w:r>
-        <w:t>Date: 2024-10-15</w:t>
+        <w:t>Date: 1987-05-08</w:t>
       </w:r>
     </w:p>
     <w:p>
       <w:r>
-        <w:t>Section: Section B; Column 0; Business/Financial Desk; Pg. 1</w:t>
+        <w:t>Section: Section A; Page 30, Column 6; Editorial Desk; Letter</w:t>
       </w:r>
     </w:p>
     <w:p>
       <w:r>
-        <w:t>Source file: NYT/2.DOCX</w:t>
+        <w:t>Source file: NYT/26.DOCX</w:t>
       </w:r>
     </w:p>
     <w:p>
@@ -49,88 +51,23 @@
     </w:p>
     <w:p>
       <w:r>
-        <w:t>Legal maneuvers and an empire in tatters leave the ownership of the once grand Manhattan skyscraper up in the air.</w:t>
+        <w:t>To The Editor:</w:t>
         <w:br/>
-        <w:t xml:space="preserve">The owners of the Chrysler Building in Manhattan are at risk of eviction after the real estate empire of one of its owners imploded amid allegations of financial impropriety. </w:t>
+        <w:t>Perhaps its s not surprising to some that Austria's neo-Nazis stubbornly persist in attempts at rewriting the horrors of history during the Hitler regime by labeling the diary of Anne Frank a hoax (news story, April 21) and denying the Holocaust altogether.</w:t>
         <w:br/>
-        <w:t xml:space="preserve">  Signa Holding -- led by René Benko, an Austrian investor whose company assembled a worldwide portfolio worth more than $20 billion before it fell apart late last year -- teamed up with RFR Holding, a New York company led by Aby Rosen and Michael Fuchs to buy the Chrysler in 2019 for $151 million. The partners promised to return the aging dowager of the New York skyline to its glory days.</w:t>
+        <w:t>Why is there even a shadow of a doubt that these recent atrocities happened? Like Anne Frank, I also was hidden in Amsterdam, only a few blocks from the place where she wrote about her ordeals.</w:t>
         <w:br/>
-        <w:t xml:space="preserve">  But the partners didn't acquire the land below the building. Rather, they entered into a ground lease, which gave them control over the skyscraper itself for decades but required them to pay rent to the owners of the land beneath it. This arrangement, while not unusual in New York City real estate, can make for a complicated relationship between landlord and tenant.</w:t>
+        <w:t>My experiences were similar to hers, with one exception: I was not caught.</w:t>
         <w:br/>
-        <w:t xml:space="preserve">  The landowner, the Cooper Union for the Advancement of Science and Art, a private college which uses the rent from the building to subsidize student tuition, recently announced it was terminating the ground lease and taking control of the building, claiming the partners were months in arrears, according to documents reviewed by The New York Times.</w:t>
+        <w:t>Is it not enough for us survivors to testify about the truth? If there is anyone who doubts us, let them ask any of the Dutch non-Jews who risked their lives to save me and others. My question to these neo-Nazis is this: Where did my parents and the rest of my family - members of the working class in Vienna - suddenly disappear to in 1941, never to be seen again, and where had they gone if not to be exterminated?</w:t>
         <w:br/>
-        <w:t xml:space="preserve">  ''You have a contractual obligation to pay your rent,'' wrote Steven Klein, a lawyer representing Cooper Union wrote to the owners in a letter dated Sept. 27 and obtained by The Times.</w:t>
-        <w:br/>
-        <w:t xml:space="preserve">  The owners filed suit in New York State Court to try to halt the eviction by Cooper Union. Signa referred all questions to RFR, which declined to comment.</w:t>
-        <w:br/>
-        <w:t xml:space="preserve">  Legal disputes and ruthless maneuvers are commonplace in the cutthroat world of commercial real estate in New York, particularly when the market is struggling, as it has been since the pandemic when many workers still have not fully returned to the office. But the fate of the once-grand Chrysler, in particular, has grown murkier in light of Mr. Benko's troubles.</w:t>
-        <w:br/>
-        <w:t xml:space="preserve">  In late November, Mr. Benko's empire crumbled under the weight of over $20 billion in debts owed to a consortium of global investors, including the royal families of Qatar and Abu Dhabi. Public prosecutors from Austria and Liechtenstein are investigating the former billionaire. The downfall of Signa, which used to be one of Europe's largest real estate players, left creditors scrambling to recoup their investments.</w:t>
-        <w:br/>
-        <w:t xml:space="preserve">  Mr. Benko's defense lawyer, Norbert Wess, rejected claims of financial impropriety, saying the accusations were unfounded.</w:t>
-        <w:br/>
-        <w:t xml:space="preserve">  ''Mr. Benko is working with his lawyers to assist the prosecuting authorities and is presenting his position and point of view to them,'' Mr. Wess said. ''We are confident that this will dispel all accusations against our client.''</w:t>
-        <w:br/>
-        <w:t xml:space="preserve">  Mr. Benko, 46, was raised in Innsbruck, Austria. His mother was a kindergarten teacher; his father, a civil servant. At 17, Mr. Benko dropped out of high school and began converting attics of working-class houses into expensive lofts. After receiving an initial investment from the heir to a gas station fortune, Mr. Benko was able to quickly expand his business throughout the 2000s.</w:t>
-        <w:br/>
-        <w:t xml:space="preserve">  Mr. Benko faced legal trouble in 2012. Prosecutors in Austria said he paid a former Croatian prime minister to push Italian officials to help contest a tax bill on Signa-owned properties in Italy. Mr. Benko was sentenced to a year in prison but ended up serving the equivalent of probation. Despite this hiccup, Mr. Benko continued to receive investments from wealthy European investors, including Robert Peugeot, the heir of the French car dynasty.</w:t>
-        <w:br/>
-        <w:t xml:space="preserve">  In 2019, Signa and RFR purchased the Chrysler Building, at what looked to be a bargain. The $151 million purchase price was a pittance compared to the $800 million paid by its former owner, Abu Dhabi Investment, in 2008 for a 90 percent stake.</w:t>
-        <w:br/>
-        <w:t xml:space="preserve">  The building has long symbolized New York's romance with sleek design and height. The Art Deco skyscraper, located at the intersection of 42nd Street and Lexington Avenue, was the world's tallest skyscraper when it was finished in 1930, until it was surpassed soon after by the Empire State Building.</w:t>
-        <w:br/>
-        <w:t xml:space="preserve">  Despite its noble past, the Chrysler is facing a dim future. The building's fortunes have been buffeted by neglected repairs, a lack of modern amenities and vacancies after numerous tenants decamped during the Covid-19 pandemic.</w:t>
-        <w:br/>
-        <w:t xml:space="preserve">  A recent survey by Trepp, a commercial real-estate analytics firm, found that commercial properties built before the 1950s experience an average valuation loss per year of about 11 percent, Thomas Taylor, the senior manager for research at the firm, told the Times.</w:t>
-        <w:br/>
-        <w:t xml:space="preserve">  Still, the low price paid by Signa and RFR surprised many who work in real estate. The owners were pleased with the terms, however, according to someone involved with the negotiations who asked for anonymity because he was not authorized to speak publicly.</w:t>
-        <w:br/>
-        <w:t xml:space="preserve">  One reason: The rents demanded by Cooper Union made it nearly impossible for the Chrysler Building to be profitable, the person involved said. Tishman Speyer, the development company which owned 10 percent of the building, thought Cooper Union would never cut a deal on the land lease.</w:t>
-        <w:br/>
-        <w:t xml:space="preserve">  Cooper Union's land ownership, which it holds through the year 2147, immediately became a problem for Signa and RFR. The annual ground lease payments soared from $7.75 million in 2018, just before the partners took over, to $32.5 million, a cost expected to rise to $41 million by 2028, The Times reported in July.</w:t>
-        <w:br/>
-        <w:t xml:space="preserve">  A confidential letter from Cooper Union's lawyers to RFR management, obtained by The Times, shows that the college was willing to negotiate a restructuring of the lease, though it did not spell out the details. Twice, in 2021 and in 2023, Cooper Union and the building owners agreed on terms only to have them fall apart, according to a person involved in the discussions who was not authorized to speak publicly.</w:t>
-        <w:br/>
-        <w:t xml:space="preserve">  In its recent lawsuit, Signa and RFR said the terms of the restructuring were unnecessarily onerous. They also found the building in a greater state of disrepair than they were led to believe before their purchase of it, the lawsuit said.</w:t>
-        <w:br/>
-        <w:t xml:space="preserve">  The wheeling and dealing took a toll on the Chrysler Building. RFR and Signa had planned only minor renovations until the land lease issue with Cooper Union was settled. After that, they had hoped to revamp the building and fill it with tenants, such as law firms, until new buyers were found, a person involved in those plans told The Times.</w:t>
-        <w:br/>
-        <w:t xml:space="preserve">  None of it materialized.</w:t>
-        <w:br/>
-        <w:t xml:space="preserve">  By last November, far bigger problems were emerging for Mr. Benko.</w:t>
-        <w:br/>
-        <w:t xml:space="preserve">  Despite repeated requests from shareholders, Signa delayed audited financial statements, and the European Central Bank warned commercial lenders of the elevated risks of dealing with Signa. Mr. Benko was frantically seeking fresh capital to keep his company afloat.</w:t>
-        <w:br/>
-        <w:t xml:space="preserve">  In the midst of this financial turbulence, RFR Holding offered to buy out its partner's 50 percent stake for $1, plus the assumption of the building's debt and a possible small share in future profits, according to a person involved in the negotiations who was not authorized to speak publicly.</w:t>
-        <w:br/>
-        <w:t xml:space="preserve">  Before that offer could be addressed, the partner, Signa Holding, filed for insolvency in Austrian court. That ended the partnership between RFR and Signa. Signa Holding's share of the Chrysler Building is now up for sale, as part of the liquidation process of the company's assets.</w:t>
-        <w:br/>
-        <w:t xml:space="preserve">  Shareholders and lenders are determined to better understand Mr. Benko's transactions, including whether any of their funds were used in the Chrysler Building purchase.</w:t>
-        <w:br/>
-        <w:t xml:space="preserve">  At the forefront of this pursuit is the Al Nahyan family of Abu Dhabi, which controls Mubadala Investment Company, one of the world's largest sovereign wealth funds. The Al Nahyans claim, in lawsuits filed in France, that Mr. Benko defrauded them of at least $834 million in today's exchange rate.</w:t>
-        <w:br/>
-        <w:t xml:space="preserve">  Another of Mr. Benko's lawyers, Till Dunckel, denied Mubadala was defrauded. The wealth fund invested only $650 million while receiving interest payments over the years, he said.</w:t>
-        <w:br/>
-        <w:t xml:space="preserve">  Cooper Union, in its letter, accused Signa and RFR of misrepresenting their financial position during their lease negotiations. Over the past few months, the letter said, the partners failed to pay the rent, claiming the college is owed $21 million since May.</w:t>
-        <w:br/>
-        <w:t xml:space="preserve">  On Sept. 27, Cooper Union, in its termination letter, said it was assuming control of the building and engaging the real estate firm Cushman &amp; Wakefield to manage it.</w:t>
-        <w:br/>
-        <w:t xml:space="preserve">  RFR had filed its lawsuit against Cooper Union the day before.</w:t>
-        <w:br/>
-        <w:t xml:space="preserve">  ''Cooper Union's misguided decision to share its inaccurate and self-serving letter with the media is a transparent and desperate attempt to deflect attention from, and create a false narrative around RFR's commencement of a lawsuit against it mere hours earlier,'' RFR's lawyers, Terrence Oved and Darren Oved, said in a statement to The Times.</w:t>
-        <w:br/>
-        <w:br/>
-        <w:t>https://www.nytimes.com/2024/10/11/us/chrysler-building-owners.html</w:t>
-        <w:br/>
-        <w:br/>
-        <w:t>Graphic</w:t>
-        <w:br/>
+        <w:t>We survivors are getting older and will not be able to tell our stories much longer. The next generation will have to make sure that no one will doubt the authenticity of the Holocaust. Only then will Anne Frank's words remain meaningful that, in spite of everything, people are still good at heart.</w:t>
         <w:br/>
         <w:t xml:space="preserve"> </w:t>
         <w:br/>
-        <w:t>PHOTOS: The fate of the once-grand Chrysler Building, the world's tallest skyscraper when it was finished in 1930, has grown murky. Signa Holding -- led by René Benko, left -- and RFR Holding promised to return the aging icon to its glory days, but they've run into difficulty. (PHOTOGRAPHS BY GEORGE ETHEREDGE FOR THE NEW YORK TIMES</w:t>
+        <w:t>ILSE LOEB</w:t>
         <w:br/>
-        <w:t xml:space="preserve"> JOHANN GRODER/AGENCE FRANCE-PRESSE, VIA APA/EXPA/AFP VIA GETTY IMAGES) (B4) This article appeared in print on page B1, B4.</w:t>
+        <w:t>Chestnut Ridge, N.Y., April 22, 1987</w:t>
       </w:r>
     </w:p>
     <w:sectPr>

--- a/example_articles/countries/Austria/3.countries_Austria_New_York_Times.docx
+++ b/example_articles/countries/Austria/3.countries_Austria_New_York_Times.docx
@@ -7,9 +7,7 @@
         <w:pStyle w:val="Heading1"/>
       </w:pPr>
       <w:r>
-        <w:t>WORLD WAR II FATE OF JEWS STILL SHAMES FRANCE;</w:t>
-        <w:br/>
-        <w:t>Anne Frank's Words</w:t>
+        <w:t>AMBIVALENCE IN THREE-QUARTER TIME</w:t>
       </w:r>
     </w:p>
     <w:p>
@@ -19,17 +17,17 @@
     </w:p>
     <w:p>
       <w:r>
-        <w:t>Date: 1987-05-08</w:t>
+        <w:t>Date: 1988-10-30</w:t>
       </w:r>
     </w:p>
     <w:p>
       <w:r>
-        <w:t>Section: Section A; Page 30, Column 6; Editorial Desk; Letter</w:t>
+        <w:t>Section: Section 7; Page 13, Column 1; Book Review Desk; Review</w:t>
       </w:r>
     </w:p>
     <w:p>
       <w:r>
-        <w:t>Source file: NYT/26.DOCX</w:t>
+        <w:t>Source file: NYT/47.DOCX</w:t>
       </w:r>
     </w:p>
     <w:p>
@@ -51,23 +49,45 @@
     </w:p>
     <w:p>
       <w:r>
-        <w:t>To The Editor:</w:t>
+        <w:t>THE VIENNESE</w:t>
         <w:br/>
-        <w:t>Perhaps its s not surprising to some that Austria's neo-Nazis stubbornly persist in attempts at rewriting the horrors of history during the Hitler regime by labeling the diary of Anne Frank a hoax (news story, April 21) and denying the Holocaust altogether.</w:t>
+        <w:t>Splendor, Twilight, and Exile.</w:t>
         <w:br/>
-        <w:t>Why is there even a shadow of a doubt that these recent atrocities happened? Like Anne Frank, I also was hidden in Amsterdam, only a few blocks from the place where she wrote about her ordeals.</w:t>
+        <w:t xml:space="preserve"> By Paul Hofmann.</w:t>
         <w:br/>
-        <w:t>My experiences were similar to hers, with one exception: I was not caught.</w:t>
+        <w:t xml:space="preserve"> Illustrated. 346 pp. New York:</w:t>
         <w:br/>
-        <w:t>Is it not enough for us survivors to testify about the truth? If there is anyone who doubts us, let them ask any of the Dutch non-Jews who risked their lives to save me and others. My question to these neo-Nazis is this: Where did my parents and the rest of my family - members of the working class in Vienna - suddenly disappear to in 1941, never to be seen again, and where had they gone if not to be exterminated?</w:t>
+        <w:t xml:space="preserve"> Anchor Press/Doubleday. $22.50.</w:t>
         <w:br/>
-        <w:t>We survivors are getting older and will not be able to tell our stories much longer. The next generation will have to make sure that no one will doubt the authenticity of the Holocaust. Only then will Anne Frank's words remain meaningful that, in spite of everything, people are still good at heart.</w:t>
+        <w:t xml:space="preserve"> ''It is almost impossible to penetrate the secret of a Viennese apartment,'' the Austrian writer Ingeborg Bachmann once noted. ''Even a person's best friends cannot do it.'' Yet trying to unlock that secret - the darkened back room of the Viennese soul - has been a Viennese obsession since at least the time of Freud, Arthur Schnitzler and Robert Musil. What one has found there has rarely been charming or savory. The city popularly known for its merry waltzes, Old-World gemutlichkeit and creamy pastries has also been a breeding ground for xenophobia, anti-Semitism, fascism and suicide. Such incongruities have weighed heavily on the Viennese themselves, especially artists, intellectuals and Jews. Of the major Viennese figures of the 20th century, an astonishing number either fled the city in frustration (Wittgenstein, Musil, Adolf Loos) or were driven into exile (Freud, Arnold Schoenberg, Stephan Zweig, Bruno Walter, Billy Wilder). Of those who stayed behind, many converted from Judaism to Catholicism (Mahler, Karl Kraus) or committed suicide. Some, like the brilliant young psychologist Otto Weininger, did both. ''Vienna has often excelled in punishing its artists,'' Mr. Hofmann reminds us.</w:t>
+        <w:br/>
+        <w:t>A native Viennese who emigrated to the United States and eventually became a reporter for The New York Times, Paul Hofmann, who now lives in Rome, writes about his former city with understandable ambivalence, at once mesmerized by Vienna's awesome cultural history and unforgiving of its political opportunism and duplicity. ''All too often, Viennese who seem polite, urbane, and amusing turn out, on closer acquaintance, to be also catty gossipers, schemers, lying opportunists, and chronic complainers,'' he cautions in his introduction. Mr. Hofmann's final chapter, ''Waldheim's Vienna,'' is even more damning of what he identifies as the ''art of amnesia,'' the continuing denial of Austria's complicity with Nazi Germany.</w:t>
+        <w:br/>
+        <w:t>Yet sandwiched between these two indictments is a generally evenhanded, admiring account of Vienna's political and cultural history, from the Turkish invasions and the reign of Maria Theresa, through the musical dynasty of Haydn, Mozart, Beethoven and Schubert, the modernist crucible of psychoanalysis, Jugendstil and 12-tone music, to the fate of exiled Viennese abroad and the contemporary politics of Chancellor Bruno Kreisky. ''The Viennese'' lacks the scholarly penetration of Carl Schorske's ''Fin-de-Siecle Vienna,'' and Mr. Hofmann cannot quite muster the unmitigated enthusiasm for his subject that Luigi Barzini did for ''The Italians.'' But Mr. Hofmann's book provides us with the most comprehensive, informative and lively introduction to the city currently available, a combination textbook, (veiled) personal memoir and guided tour for anyone who wishes to get behind the locked doors of Vienna's past.</w:t>
+        <w:br/>
+        <w:t>Mr. Hofmann is at his best in describing his own experiences of Vienna - the cadence of a local expression, a political event witnessed first hand, the taste of a Viennese Tafelspitz or the new wine served in suburban taverns. Somewhat weaker are his largely anecdotal accounts of Vienna's artistic and intellectual achievements. We do not learn much about the meaning of the ''Eroica'' Symphony, ''The Kiss'' or ''The Interpretation of Dreams,'' but everything (or at least too much) about Beethoven's slovenly housekeeping, Gustav Klimt's athletic love life and Freud's domestic finances. As a political observer, Mr. Hofmann furnishes a compelling account of Austria's tumultuous fate between the wars, from the mass rioting of July 1927 to the Nazi murder of Chancellor Dollfuss in 1934 and the enthusiastic welcome given to Hitler's invading troops in March 1938 - dates leading up to what contemporary witnesses understood as the Finis Austriae, which seemed to bear out Karl Kraus's grandiloquent claim that Austria was a ''laboratory for the end of the world.''</w:t>
+        <w:br/>
+        <w:t>It seems unfair, however, to brand all of postwar Vienna with the stigma of Kurt Waldheim's selective remembering of his past. Not that other Austrians haven't hidden behind the same cloak - many have. But the Austrians have also elected Bruno Kreisky, a Jew, as Federal Chancellor and affectionately dubbed him ''Kaiser Bruno.'' And Vienna has helped facilitate the emigration of millions of Soviet Jews. If the label ''Waldheim's Vienna'' is appropriate at all, it may be because the most interesting aspect of contemporary Austria to outsiders is its past. Austria and those who value this past still suffer from the ''reduction shock'' of 1918, when a vast multinational empire was transformed into a midget state at the edge of world politics, exiled from its own history. In comparison with the Hapsburg monarchy, postwar Austria has produced few artists and intellectuals of international stature; its major writers (Elias Canetti, Ingeborg Bachmann, Thomas Bernhard and Peter Handke) either left their country or publicly denounced it, and elected to publish their books in West Germany.</w:t>
+        <w:br/>
+        <w:t>And so we like to imagine a lost age of cultural and political intensity, an age when Beethoven took lessons from Haydn and wrote music for Napoleon, or when Freud, Mahler, Kokoschka and Herzl were all working within a few steps from one another. For those contemplating a journey through those epochs ''The Viennese'' will prove to be an admirable traveling companion.</w:t>
         <w:br/>
         <w:t xml:space="preserve"> </w:t>
         <w:br/>
-        <w:t>ILSE LOEB</w:t>
+        <w:t>NO COFFEE, NO VIENNA</w:t>
         <w:br/>
-        <w:t>Chestnut Ridge, N.Y., April 22, 1987</w:t>
+        <w:t>Looking back on the ''world of yesterday,'' Stefan Zweig described the Viennese coffeehouse as a ''democratic club.'' It did favor informal contact and discussions, but at the same time, it permitted the kind of solitude in company that Kraus and Musil craved. At least by sight, most of the few thousand persons that made up Vienna's intelligentsia before 1938 knew one another, thanks to the coffeehouses. . . . Thus, rather than being a subculture, the coffeehouse was an essential part of the Viennese manner of living. It made the drab housing to which hundreds of thousands of Viennese were condemned a little more bearable. Behind the palatial buildings of the Ringstrasse . . . a broad belt of working-class neighborhoods with tenements known as ''rental barracks'' or ''bedbug castles'' encircled the city. . . . The traditional refuge from the rental barracks was the tavern, but lower-middle-class Viennese who had had a chance of attending high school would later in life be drawn to the cafe.</w:t>
+        <w:br/>
+        <w:t xml:space="preserve"> </w:t>
+        <w:br/>
+        <w:t>From ''The Viennese.'' p. 46047</w:t>
+        <w:br/>
+        <w:br/>
+        <w:t>Graphic</w:t>
+        <w:br/>
+        <w:br/>
+        <w:t xml:space="preserve"> </w:t>
+        <w:br/>
+        <w:t>Photos of crowds greeting Adolf Hitler as he enters Vienna in 1938; of a painting of Franz Schubert (From ''The Viennese'') (pg. 14)</w:t>
       </w:r>
     </w:p>
     <w:sectPr>

--- a/example_articles/countries/Austria/3.countries_Austria_New_York_Times.docx
+++ b/example_articles/countries/Austria/3.countries_Austria_New_York_Times.docx
@@ -7,7 +7,9 @@
         <w:pStyle w:val="Heading1"/>
       </w:pPr>
       <w:r>
-        <w:t>AMBIVALENCE IN THREE-QUARTER TIME</w:t>
+        <w:t>WORLD WAR II FATE OF JEWS STILL SHAMES FRANCE;</w:t>
+        <w:br/>
+        <w:t>Anne Frank's Words</w:t>
       </w:r>
     </w:p>
     <w:p>
@@ -17,17 +19,17 @@
     </w:p>
     <w:p>
       <w:r>
-        <w:t>Date: 1988-10-30</w:t>
+        <w:t>Date: 1987-05-08</w:t>
       </w:r>
     </w:p>
     <w:p>
       <w:r>
-        <w:t>Section: Section 7; Page 13, Column 1; Book Review Desk; Review</w:t>
+        <w:t>Section: Section A; Page 30, Column 6; Editorial Desk; Letter</w:t>
       </w:r>
     </w:p>
     <w:p>
       <w:r>
-        <w:t>Source file: NYT/47.DOCX</w:t>
+        <w:t>Source file: NYT/26.DOCX</w:t>
       </w:r>
     </w:p>
     <w:p>
@@ -49,45 +51,23 @@
     </w:p>
     <w:p>
       <w:r>
-        <w:t>THE VIENNESE</w:t>
+        <w:t>To The Editor:</w:t>
         <w:br/>
-        <w:t>Splendor, Twilight, and Exile.</w:t>
+        <w:t>Perhaps its s not surprising to some that Austria's neo-Nazis stubbornly persist in attempts at rewriting the horrors of history during the Hitler regime by labeling the diary of Anne Frank a hoax (news story, April 21) and denying the Holocaust altogether.</w:t>
         <w:br/>
-        <w:t xml:space="preserve"> By Paul Hofmann.</w:t>
+        <w:t>Why is there even a shadow of a doubt that these recent atrocities happened? Like Anne Frank, I also was hidden in Amsterdam, only a few blocks from the place where she wrote about her ordeals.</w:t>
         <w:br/>
-        <w:t xml:space="preserve"> Illustrated. 346 pp. New York:</w:t>
+        <w:t>My experiences were similar to hers, with one exception: I was not caught.</w:t>
         <w:br/>
-        <w:t xml:space="preserve"> Anchor Press/Doubleday. $22.50.</w:t>
+        <w:t>Is it not enough for us survivors to testify about the truth? If there is anyone who doubts us, let them ask any of the Dutch non-Jews who risked their lives to save me and others. My question to these neo-Nazis is this: Where did my parents and the rest of my family - members of the working class in Vienna - suddenly disappear to in 1941, never to be seen again, and where had they gone if not to be exterminated?</w:t>
         <w:br/>
-        <w:t xml:space="preserve"> ''It is almost impossible to penetrate the secret of a Viennese apartment,'' the Austrian writer Ingeborg Bachmann once noted. ''Even a person's best friends cannot do it.'' Yet trying to unlock that secret - the darkened back room of the Viennese soul - has been a Viennese obsession since at least the time of Freud, Arthur Schnitzler and Robert Musil. What one has found there has rarely been charming or savory. The city popularly known for its merry waltzes, Old-World gemutlichkeit and creamy pastries has also been a breeding ground for xenophobia, anti-Semitism, fascism and suicide. Such incongruities have weighed heavily on the Viennese themselves, especially artists, intellectuals and Jews. Of the major Viennese figures of the 20th century, an astonishing number either fled the city in frustration (Wittgenstein, Musil, Adolf Loos) or were driven into exile (Freud, Arnold Schoenberg, Stephan Zweig, Bruno Walter, Billy Wilder). Of those who stayed behind, many converted from Judaism to Catholicism (Mahler, Karl Kraus) or committed suicide. Some, like the brilliant young psychologist Otto Weininger, did both. ''Vienna has often excelled in punishing its artists,'' Mr. Hofmann reminds us.</w:t>
-        <w:br/>
-        <w:t>A native Viennese who emigrated to the United States and eventually became a reporter for The New York Times, Paul Hofmann, who now lives in Rome, writes about his former city with understandable ambivalence, at once mesmerized by Vienna's awesome cultural history and unforgiving of its political opportunism and duplicity. ''All too often, Viennese who seem polite, urbane, and amusing turn out, on closer acquaintance, to be also catty gossipers, schemers, lying opportunists, and chronic complainers,'' he cautions in his introduction. Mr. Hofmann's final chapter, ''Waldheim's Vienna,'' is even more damning of what he identifies as the ''art of amnesia,'' the continuing denial of Austria's complicity with Nazi Germany.</w:t>
-        <w:br/>
-        <w:t>Yet sandwiched between these two indictments is a generally evenhanded, admiring account of Vienna's political and cultural history, from the Turkish invasions and the reign of Maria Theresa, through the musical dynasty of Haydn, Mozart, Beethoven and Schubert, the modernist crucible of psychoanalysis, Jugendstil and 12-tone music, to the fate of exiled Viennese abroad and the contemporary politics of Chancellor Bruno Kreisky. ''The Viennese'' lacks the scholarly penetration of Carl Schorske's ''Fin-de-Siecle Vienna,'' and Mr. Hofmann cannot quite muster the unmitigated enthusiasm for his subject that Luigi Barzini did for ''The Italians.'' But Mr. Hofmann's book provides us with the most comprehensive, informative and lively introduction to the city currently available, a combination textbook, (veiled) personal memoir and guided tour for anyone who wishes to get behind the locked doors of Vienna's past.</w:t>
-        <w:br/>
-        <w:t>Mr. Hofmann is at his best in describing his own experiences of Vienna - the cadence of a local expression, a political event witnessed first hand, the taste of a Viennese Tafelspitz or the new wine served in suburban taverns. Somewhat weaker are his largely anecdotal accounts of Vienna's artistic and intellectual achievements. We do not learn much about the meaning of the ''Eroica'' Symphony, ''The Kiss'' or ''The Interpretation of Dreams,'' but everything (or at least too much) about Beethoven's slovenly housekeeping, Gustav Klimt's athletic love life and Freud's domestic finances. As a political observer, Mr. Hofmann furnishes a compelling account of Austria's tumultuous fate between the wars, from the mass rioting of July 1927 to the Nazi murder of Chancellor Dollfuss in 1934 and the enthusiastic welcome given to Hitler's invading troops in March 1938 - dates leading up to what contemporary witnesses understood as the Finis Austriae, which seemed to bear out Karl Kraus's grandiloquent claim that Austria was a ''laboratory for the end of the world.''</w:t>
-        <w:br/>
-        <w:t>It seems unfair, however, to brand all of postwar Vienna with the stigma of Kurt Waldheim's selective remembering of his past. Not that other Austrians haven't hidden behind the same cloak - many have. But the Austrians have also elected Bruno Kreisky, a Jew, as Federal Chancellor and affectionately dubbed him ''Kaiser Bruno.'' And Vienna has helped facilitate the emigration of millions of Soviet Jews. If the label ''Waldheim's Vienna'' is appropriate at all, it may be because the most interesting aspect of contemporary Austria to outsiders is its past. Austria and those who value this past still suffer from the ''reduction shock'' of 1918, when a vast multinational empire was transformed into a midget state at the edge of world politics, exiled from its own history. In comparison with the Hapsburg monarchy, postwar Austria has produced few artists and intellectuals of international stature; its major writers (Elias Canetti, Ingeborg Bachmann, Thomas Bernhard and Peter Handke) either left their country or publicly denounced it, and elected to publish their books in West Germany.</w:t>
-        <w:br/>
-        <w:t>And so we like to imagine a lost age of cultural and political intensity, an age when Beethoven took lessons from Haydn and wrote music for Napoleon, or when Freud, Mahler, Kokoschka and Herzl were all working within a few steps from one another. For those contemplating a journey through those epochs ''The Viennese'' will prove to be an admirable traveling companion.</w:t>
+        <w:t>We survivors are getting older and will not be able to tell our stories much longer. The next generation will have to make sure that no one will doubt the authenticity of the Holocaust. Only then will Anne Frank's words remain meaningful that, in spite of everything, people are still good at heart.</w:t>
         <w:br/>
         <w:t xml:space="preserve"> </w:t>
         <w:br/>
-        <w:t>NO COFFEE, NO VIENNA</w:t>
+        <w:t>ILSE LOEB</w:t>
         <w:br/>
-        <w:t>Looking back on the ''world of yesterday,'' Stefan Zweig described the Viennese coffeehouse as a ''democratic club.'' It did favor informal contact and discussions, but at the same time, it permitted the kind of solitude in company that Kraus and Musil craved. At least by sight, most of the few thousand persons that made up Vienna's intelligentsia before 1938 knew one another, thanks to the coffeehouses. . . . Thus, rather than being a subculture, the coffeehouse was an essential part of the Viennese manner of living. It made the drab housing to which hundreds of thousands of Viennese were condemned a little more bearable. Behind the palatial buildings of the Ringstrasse . . . a broad belt of working-class neighborhoods with tenements known as ''rental barracks'' or ''bedbug castles'' encircled the city. . . . The traditional refuge from the rental barracks was the tavern, but lower-middle-class Viennese who had had a chance of attending high school would later in life be drawn to the cafe.</w:t>
-        <w:br/>
-        <w:t xml:space="preserve"> </w:t>
-        <w:br/>
-        <w:t>From ''The Viennese.'' p. 46047</w:t>
-        <w:br/>
-        <w:br/>
-        <w:t>Graphic</w:t>
-        <w:br/>
-        <w:br/>
-        <w:t xml:space="preserve"> </w:t>
-        <w:br/>
-        <w:t>Photos of crowds greeting Adolf Hitler as he enters Vienna in 1938; of a painting of Franz Schubert (From ''The Viennese'') (pg. 14)</w:t>
+        <w:t>Chestnut Ridge, N.Y., April 22, 1987</w:t>
       </w:r>
     </w:p>
     <w:sectPr>
